--- a/submission/PathwayAI_v13_Two_Page_Demo_Guide.docx
+++ b/submission/PathwayAI_v13_Two_Page_Demo_Guide.docx
@@ -82,17 +82,12 @@
           <w:color w:val="000000"/>
           <w:sz w:val="18"/>
         </w:rPr>
-        <w:t>▶ HOME: Show situation choices; select Quick and easy.</w:t>
+        <w:t>▶ HOME: Show briefly, then open Learn &amp; Prevent. No need to explain the controls.</w:t>
       </w:r>
     </w:p>
     <w:p>
       <w:r>
         <w:t>Let’s look at how it works.</w:t>
-      </w:r>
-    </w:p>
-    <w:p>
-      <w:r>
-        <w:t>Choose the situation that fits you. Use “Quick and easy” for shorter steps.</w:t>
       </w:r>
     </w:p>
     <w:p>
